--- a/research/release-candidates/cspg4-concise-20260922/journal-package/CSPG4-supplement.docx
+++ b/research/release-candidates/cspg4-concise-20260922/journal-package/CSPG4-supplement.docx
@@ -15,7 +15,7 @@
         <w:rPr>
           <w:b w:val="0"/>
         </w:rPr>
-        <w:t>This supplement distinguishes the preserved original analysis, the expanded same-source comparison and the new public-source characterization. The original protocols and computations remain available in the Research Square version 1 archive. New calculations and metadata corrections are supplied with this revision; the old archive is not presented as containing them.</w:t>
+        <w:t>This supplement supplies the methods, specimen definitions and complete results for the panel comparisons, expanded same-source reference and public-source characterization. The accompanying data and code package contains the protocols, source ledgers, measurements and analysis outputs described here.</w:t>
       </w:r>
     </w:p>
     <w:p>
@@ -31,7 +31,7 @@
         <w:rPr>
           <w:b w:val="0"/>
         </w:rPr>
-        <w:t>The original fixed panel and comparator rule preceded inspection of target values in the Hofvander cohort. The primary types were MLPS, LGFMS and synovial sarcoma, with separate MFS, DFSP, SFT and desmoid contexts. The September 19 extension broadened the descriptive atlas and malignant-category reference after those results were known. A dated amendment made the unstratified defined-reference rank test the leading analysis after an earlier year-conditioned run. It is exploratory, not preregistered. Bonferroni correction applies to the 11 retained genes and does not remove all consequences of retrospective analysis choices.</w:t>
+        <w:t>The original fixed panel and comparator rule preceded inspection of target values in the Hofvander cohort. The primary types were myxoid liposarcoma (MLPS), low-grade fibromyxoid sarcoma (LGFMS) and synovial sarcoma, with separate MFS, DFSP, SFT and desmoid contexts. The September 19 extension broadened the descriptive atlas and malignant-category reference after those results were known. A dated amendment made the unstratified defined-reference rank test the leading analysis after an earlier year-conditioned run. It is exploratory, not preregistered. Bonferroni correction applies to the 11 retained genes and does not remove all consequences of retrospective analysis choices.</w:t>
       </w:r>
     </w:p>
     <w:p>
@@ -2433,7 +2433,15 @@
         <w:pStyle w:val="Heading1"/>
       </w:pPr>
       <w:r>
-        <w:t>Original panel rule and retained adverse checks</w:t>
+        <w:t>Panel rule and sensitivity analyses</w:t>
+      </w:r>
+    </w:p>
+    <w:p>
+      <w:r>
+        <w:rPr>
+          <w:b w:val="0"/>
+        </w:rPr>
+        <w:t>The three-histology composite gives equal weight to myxoid liposarcoma, low-grade fibromyxoid sarcoma and synovial sarcoma. The all-year composite averages their three A scores. For the year-conditioned composite, each within-year A is first weighted by the number of retained EMC specimens in that supported year, normalized within the comparator histology; the three histology scores are then averaged equally. Deletion analyses recompute year support and weights. Lost cells are omitted and weights renormalized; an absent histology comparison is recorded as missing and cannot satisfy the decision rule.</w:t>
       </w:r>
     </w:p>
     <w:p>
@@ -2473,7 +2481,7 @@
         <w:rPr>
           <w:b w:val="0"/>
         </w:rPr>
-        <w:t>The expanded-reference conditional sensitivity used 199,999 permutations, seed 20260919, and 319 references in supported years. Its statistic was 0.8212599, with P=0.02064 and Bonferroni-11 P=0.22704. In 2023, three EMC specimens had only one reference, giving that sparse comparison one-third of the EMC weight. This separate estimand and its limitations remain reported. Neither agreement nor disagreement with the all-year calculation establishes an effect of sequencing year.</w:t>
+        <w:t>The expanded-reference conditional sensitivity used 199,999 permutations, seed 20260919, and 319 references in supported years. Its statistic weights each within-year A by the number of EMC specimens in that year divided by nine. Labels are permuted within year with group sizes fixed. The two-sided tail compares absolute distance from 0.5; the Monte Carlo P value is (b+1)/(B+1), where b is the number of permutations at least as extreme as observed and B=199,999. Its statistic was 0.8212599, with P=0.02064 and Bonferroni-11 P=0.22704. In 2023, three EMC specimens had only one reference, giving that sparse comparison one-third of the EMC weight. This separate estimand and its limitations remain reported. Neither agreement nor disagreement with the all-year calculation establishes an effect of sequencing year.</w:t>
       </w:r>
     </w:p>
     <w:p>
@@ -3328,7 +3336,7 @@
         <w:rPr>
           <w:b w:val="0"/>
         </w:rPr>
-        <w:t>Table S2 below reports every original panel gene under the expanded reference test. Table S3 reports all 60 original Hofvander labels. The accompanying machine-readable Table S4 is external-type-summaries.csv (304 rows); Table S5 is external-within-source-pairs.csv (1,480 rows). External-pair-cross-source-ranges.csv and external-LMS-reference.csv retain the complete supported descriptive comparisons and figure inputs. Original panel effects and all deletion results remain in the historical-analysis subfolder and the original public archive.</w:t>
+        <w:t>Table S2 below reports every original panel gene under the expanded reference test. Table S3 reports all 60 original Hofvander labels. The accompanying machine-readable Table S4 is external-type-summaries.csv (304 rows); Table S5 is external-within-source-pairs.csv (1,480 rows). External-pair-cross-source-ranges.csv and external-LMS-reference.csv retain the complete supported descriptive comparisons and figure inputs. Panel effects and all deletion results are supplied in the historical-analysis subfolder of the accompanying data and code package.</w:t>
       </w:r>
     </w:p>
     <w:p>
@@ -3336,7 +3344,7 @@
         <w:rPr>
           <w:b w:val="0"/>
         </w:rPr>
-        <w:t>The original reproducibility archive has SHA256 56e089a6b39b9d5d5140a4185987778803359ab1154d26beb882d6e6197f3ea6. Its original-source checks and offline replay are historical accepted evidence for those exact inputs; they were not repeated to validate the new data. Independent new checks verified the Treehouse query-to-specimen alignment, Boudin row joins, both modern GEO source matrices and count denominators, and all new summary/rank arithmetic. OpenPedCan's large-matrix extraction is verified by its committed guarded script, actual runner receipt, exact source checksum and exported schema; it was not independently downloaded and re-extracted a second time.</w:t>
+        <w:t>Independent new checks verified the Treehouse query-to-specimen alignment, Boudin row joins, both modern GEO source matrices and count denominators, and all new summary/rank arithmetic. OpenPedCan's large-matrix extraction is verified by its committed guarded script, actual runner receipt, exact source checksum and exported schema; it was not independently downloaded and re-extracted a second time.</w:t>
       </w:r>
     </w:p>
     <w:p>

--- a/research/release-candidates/cspg4-concise-20260922/journal-package/CSPG4-supplement.docx
+++ b/research/release-candidates/cspg4-concise-20260922/journal-package/CSPG4-supplement.docx
@@ -2577,7 +2577,7 @@
         <w:rPr>
           <w:b w:val="0"/>
         </w:rPr>
-        <w:t>Boudin S8 contains 1,022 distinct GSM identifiers. Its actual Gobble and Guibault counts are 140 and 34, whereas Table S1 lists the corresponding inclusion counts in the opposite order. We used the actual S8 identifier joins. Of its 1,378 records, 986 remain, 166 lack an established diagnosis in inspected metadata, 224 TCGA records are represented through Treehouse, and two Nielsen records are alternative conservative STT-prefix identities. Forty-four Gobble and 183 Chibon old-accession aliases do not also occur as separate S8 records. The corrected Renner UPS label is supported by its primary paper, separately from pleomorphic liposarcoma. Historical MFH is not silently converted to modern UPS, nor malignant hemangiopericytoma to SFT. The unqualified Round cell label remains unspecified.</w:t>
+        <w:t>Boudin S8 contains 1,022 distinct GSM identifiers. Its actual Gobble and Guibault counts are 140 and 34, whereas Table S1 lists the corresponding inclusion counts in the opposite order. Selection used the actual S8 identifier joins. Of its 1,378 records, 986 remain, 166 lack an established diagnosis in inspected metadata, 224 TCGA records are represented through Treehouse, and two Nielsen records are alternative conservative STT-prefix identities. Forty-four Gobble and 183 Chibon old-accession aliases do not also occur as separate S8 records. The corrected Renner UPS label is supported by its primary paper, separately from pleomorphic liposarcoma. Historical MFH is not silently converted to modern UPS, nor malignant hemangiopericytoma to SFT. The unqualified Round cell label remains unspecified.</w:t>
       </w:r>
     </w:p>
     <w:p>
@@ -2601,7 +2601,7 @@
         <w:rPr>
           <w:b w:val="0"/>
         </w:rPr>
-        <w:t>OpenPedCan's 28 clinical-context records consist of 11 source-classified Ewing, 10 Sarcoma, three chordoma, three MPNST and one rhabdomyosarcoma; 17 use stranded libraries and 11 poly-A stranded libraries. Original free-text diagnoses and sampling events are preserved without retrospectively imposing a finer taxonomy. Six records enter only through primary-plus and represent recurrence, progression or second malignancy context. Known Treehouse donor aliases, myeloid and histiocytic sarcomas were excluded. BS_28GPVQAA, labeled Mug-CC1-T, is retained in the extraction ledger with 96.02 TPM but outside clinical summaries because the uncultured-parental-specimen crosswalk remains unverified. The source distinguishes it from derived cell-line records; we do not relabel it a proven cell line.</w:t>
+        <w:t>OpenPedCan's 28 clinical-context records consist of 11 source-classified Ewing, 10 Sarcoma, three chordoma, three MPNST and one rhabdomyosarcoma; 17 use stranded libraries and 11 poly-A stranded libraries. Original free-text diagnoses and sampling events are preserved without retrospectively imposing a finer taxonomy. Six records enter only through primary-plus and represent recurrence, progression or second malignancy context. Known Treehouse donor aliases, myeloid and histiocytic sarcomas were excluded. BS_28GPVQAA, labeled Mug-CC1-T, is retained in the extraction ledger with 96.02 TPM but outside clinical summaries because the uncultured-parental-specimen crosswalk remains unverified. The source distinguishes it from derived cell-line records; it is not relabeled a proven cell line.</w:t>
       </w:r>
     </w:p>
     <w:p>
@@ -3312,7 +3312,7 @@
         <w:rPr>
           <w:b w:val="0"/>
         </w:rPr>
-        <w:t>GSE6481 contains 19 myxoid liposarcomas, not 19 EMC. We followed its original diagnosis metadata rather than an inconsistent secondary description. GSE71118 reuses 303 of 312 records from GSE21050 and was not counted as 312 additional independent tumors. The large ORIEN sarcoma collection is a specific request-only lead; no correspondence or controlled-access request was made. These are source-specific availability findings, not a claim that all remaining computational work or all public data are exhausted.</w:t>
+        <w:t>GSE6481 contains 19 myxoid liposarcomas, not 19 EMC. Selection followed its original diagnosis metadata rather than an inconsistent secondary description. GSE71118 reuses 303 of 312 records from GSE21050 and was not counted as 312 additional independent tumors. The large ORIEN sarcoma collection is a specific request-only lead; no correspondence or controlled-access request was made. These are source-specific availability findings, not a claim that all remaining computational work or all public data are exhausted.</w:t>
       </w:r>
     </w:p>
     <w:p>

--- a/research/release-candidates/cspg4-concise-20260922/journal-package/CSPG4-supplement.docx
+++ b/research/release-candidates/cspg4-concise-20260922/journal-package/CSPG4-supplement.docx
@@ -23,7 +23,7 @@
         <w:pStyle w:val="Heading1"/>
       </w:pPr>
       <w:r>
-        <w:t>Scope and chronology</w:t>
+        <w:t>Panel and comparator provenance</w:t>
       </w:r>
     </w:p>
     <w:p>
@@ -31,7 +31,7 @@
         <w:rPr>
           <w:b w:val="0"/>
         </w:rPr>
-        <w:t>The original fixed panel and comparator rule preceded inspection of target values in the Hofvander cohort. The primary types were myxoid liposarcoma (MLPS), low-grade fibromyxoid sarcoma (LGFMS) and synovial sarcoma, with separate MFS, DFSP, SFT and desmoid contexts. The September 19 extension broadened the descriptive atlas and malignant-category reference after those results were known. A dated amendment made the unstratified defined-reference rank test the leading analysis after an earlier year-conditioned run. It is exploratory, not preregistered. Bonferroni correction applies to the 11 retained genes and does not remove all consequences of retrospective analysis choices.</w:t>
+        <w:t>The 11-gene panel was inherited from a manually curated assessment of proposed therapeutic routes. It combined candidate surface antigens (CD276, SSTR2, CSPG4, MSLN, L1CAM, GPC3, ALPP and CDH17), stromal/pericyte-associated targets (FAP and CD248), and PRAME as an intracellular peptide–HLA candidate. CD276 reflected a B7-H3-targeting concept; SSTR2 a receptor/theranostic hypothesis; FAP and CD248 the need to include stromal compartments; and CSPG4 a proteoglycan-related targeting hypothesis and a gap in earlier candidate reporting. The remaining surface antigens were inherited candidates, with epithelial-associated entries also used as specificity checks. These are nomination rationales, not demonstrations of EMC target biology. No external standard defines exactly this set of 11; it was a practical working list, not an exhaustive surfaceome or a ranked top-11 signature. Every member had a unique measured gene row and array annotation and was retained regardless of its result.</w:t>
       </w:r>
     </w:p>
     <w:p>
@@ -39,7 +39,15 @@
         <w:rPr>
           <w:b w:val="0"/>
         </w:rPr>
-        <w:t>External source plans were recorded before new expression analysis. Treehouse metadata review found 11 cross-project NCI donor aliases after the first gene slices were obtained but before expression summaries. The same expression-blind ranking rule was applied to the corrected identities. Boudin diagnosis mapping was frozen before reading its CSPG4 column. Modern GEO selection preceded extraction. GSE234092 required a header-based mapping amendment because its matrix column names differ from GEO titles. OpenPedCan specimen selection preceded remote extraction. One parental-tumor provenance exclusion was communicated from metadata review before the root read its expression values and recorded afterward. No specimen was selected or excluded because of a favorable CSPG4 value.</w:t>
+        <w:t>Myxoid liposarcoma (MLPS), low-grade fibromyxoid sarcoma (LGFMS) and synovial sarcoma were investigator-selected for morphological and diagnostic relevance. No scoring system established them as the three closest EMC mimics. The array comparisons were determined by available tumor types: LGFMS, MFS, desmoid and SFT were present in both collections. Broader references instead applied the source-class rules to every eligible category. The full atlas preserves all 60 labels, including the categories outside those references.</w:t>
+      </w:r>
+    </w:p>
+    <w:p>
+      <w:r>
+        <w:rPr>
+          <w:b w:val="0"/>
+        </w:rPr>
+        <w:t>The panel and initial comparator rule were fixed before inspection of Hofvander target values, but earlier array findings were already known. The broader reference and uncertainty analyses were later exploratory extensions; the study was not preregistered. Source selection used diagnosis and identity metadata, not favorable CSPG4 expression. The source search was completed on 19 September 2026. Dated plans, amendments, identity corrections and complete historical results are retained in the data archive, including the author-requested all-12-primary-EMC exclusion sensitivity of 22 September 2026.</w:t>
       </w:r>
     </w:p>
     <w:p>
@@ -1095,7 +1103,664 @@
         <w:rPr>
           <w:b w:val="0"/>
         </w:rPr>
-        <w:t>The retained EMC IDs are 11881-19, 3371-22, 3372-22, 4716-22, 4840-13, 5149-18, 5241-06, 7931-19 and 8102-22. The previously reported IDs 104-92, 168-97 and 536-00 map to historical MDB9736 cases 3, 4 and 7. The fourth excluded EMC specimen, 5081-14, is a local recurrence. No patient date is inferred from an identifier suffix. Original diagnoses, publication flags and specimen exceptions are retained in the supplied eligibility manifest.</w:t>
+        <w:t>The retained EMC IDs are 11881-19, 3371-22, 3372-22, 4716-22, 4840-13, 5149-18, 5241-06, 7931-19 and 8102-22. Hofvander reports 704 specimens from 704 patients. The three exclusions below address patient reuse across studies, not duplicate rows or poor-quality specimens within Hofvander. The 2017 primary article states that its six EMC array profiles reused the earlier published expression data.[S6] Its clinical table connects the same historical cases to those in Hofvander. Individual EMC1–EMC6 and exact aliquot mappings remain unresolved. Source Excel row numbers include headers.</w:t>
+      </w:r>
+    </w:p>
+    <w:tbl>
+      <w:tblPr>
+        <w:tblW w:type="auto" w:w="0"/>
+        <w:jc w:val="center"/>
+        <w:tblLayout w:type="fixed"/>
+        <w:tblLook w:firstColumn="1" w:firstRow="1" w:lastColumn="0" w:lastRow="0" w:noHBand="0" w:noVBand="1" w:val="04A0"/>
+      </w:tblPr>
+      <w:tblGrid>
+        <w:gridCol w:w="1152"/>
+        <w:gridCol w:w="1296"/>
+        <w:gridCol w:w="3384"/>
+        <w:gridCol w:w="3960"/>
+      </w:tblGrid>
+      <w:tr>
+        <w:trPr>
+          <w:cantSplit/>
+          <w:tblHeader/>
+        </w:trPr>
+        <w:tc>
+          <w:tcPr>
+            <w:tcW w:type="dxa" w:w="1152"/>
+            <w:vAlign w:val="center"/>
+            <w:tcBorders>
+              <w:top w:val="single" w:sz="4" w:color="D9D9D9"/>
+              <w:left w:val="single" w:sz="4" w:color="D9D9D9"/>
+              <w:bottom w:val="single" w:sz="4" w:color="D9D9D9"/>
+              <w:right w:val="single" w:sz="4" w:color="D9D9D9"/>
+            </w:tcBorders>
+            <w:tcMar>
+              <w:top w:w="75" w:type="dxa"/>
+              <w:left w:w="75" w:type="dxa"/>
+              <w:bottom w:w="75" w:type="dxa"/>
+              <w:right w:w="75" w:type="dxa"/>
+            </w:tcMar>
+            <w:shd w:fill="E5ECF0"/>
+          </w:tcPr>
+          <w:p>
+            <w:pPr>
+              <w:spacing w:line="252" w:lineRule="auto" w:after="60" w:before="60"/>
+            </w:pPr>
+            <w:r>
+              <w:rPr>
+                <w:b/>
+                <w:sz w:val="20"/>
+              </w:rPr>
+              <w:t>Specimen ID</w:t>
+            </w:r>
+          </w:p>
+        </w:tc>
+        <w:tc>
+          <w:tcPr>
+            <w:tcW w:type="dxa" w:w="1296"/>
+            <w:vAlign w:val="center"/>
+            <w:tcBorders>
+              <w:top w:val="single" w:sz="4" w:color="D9D9D9"/>
+              <w:left w:val="single" w:sz="4" w:color="D9D9D9"/>
+              <w:bottom w:val="single" w:sz="4" w:color="D9D9D9"/>
+              <w:right w:val="single" w:sz="4" w:color="D9D9D9"/>
+            </w:tcBorders>
+            <w:tcMar>
+              <w:top w:w="75" w:type="dxa"/>
+              <w:left w:w="75" w:type="dxa"/>
+              <w:bottom w:w="75" w:type="dxa"/>
+              <w:right w:w="75" w:type="dxa"/>
+            </w:tcMar>
+            <w:shd w:fill="E5ECF0"/>
+          </w:tcPr>
+          <w:p>
+            <w:pPr>
+              <w:spacing w:line="252" w:lineRule="auto" w:after="60" w:before="60"/>
+            </w:pPr>
+            <w:r>
+              <w:rPr>
+                <w:b/>
+                <w:sz w:val="20"/>
+              </w:rPr>
+              <w:t>Hofvander S1 row</w:t>
+            </w:r>
+          </w:p>
+        </w:tc>
+        <w:tc>
+          <w:tcPr>
+            <w:tcW w:type="dxa" w:w="3384"/>
+            <w:vAlign w:val="center"/>
+            <w:tcBorders>
+              <w:top w:val="single" w:sz="4" w:color="D9D9D9"/>
+              <w:left w:val="single" w:sz="4" w:color="D9D9D9"/>
+              <w:bottom w:val="single" w:sz="4" w:color="D9D9D9"/>
+              <w:right w:val="single" w:sz="4" w:color="D9D9D9"/>
+            </w:tcBorders>
+            <w:tcMar>
+              <w:top w:w="75" w:type="dxa"/>
+              <w:left w:w="75" w:type="dxa"/>
+              <w:bottom w:w="75" w:type="dxa"/>
+              <w:right w:w="75" w:type="dxa"/>
+            </w:tcMar>
+            <w:shd w:fill="E5ECF0"/>
+          </w:tcPr>
+          <w:p>
+            <w:pPr>
+              <w:spacing w:line="252" w:lineRule="auto" w:after="60" w:before="60"/>
+            </w:pPr>
+            <w:r>
+              <w:rPr>
+                <w:b/>
+                <w:sz w:val="20"/>
+              </w:rPr>
+              <w:t>Historical crosswalk or lesion</w:t>
+            </w:r>
+          </w:p>
+        </w:tc>
+        <w:tc>
+          <w:tcPr>
+            <w:tcW w:type="dxa" w:w="3960"/>
+            <w:vAlign w:val="center"/>
+            <w:tcBorders>
+              <w:top w:val="single" w:sz="4" w:color="D9D9D9"/>
+              <w:left w:val="single" w:sz="4" w:color="D9D9D9"/>
+              <w:bottom w:val="single" w:sz="4" w:color="D9D9D9"/>
+              <w:right w:val="single" w:sz="4" w:color="D9D9D9"/>
+            </w:tcBorders>
+            <w:tcMar>
+              <w:top w:w="75" w:type="dxa"/>
+              <w:left w:w="75" w:type="dxa"/>
+              <w:bottom w:w="75" w:type="dxa"/>
+              <w:right w:w="75" w:type="dxa"/>
+            </w:tcMar>
+            <w:shd w:fill="E5ECF0"/>
+          </w:tcPr>
+          <w:p>
+            <w:pPr>
+              <w:spacing w:line="252" w:lineRule="auto" w:after="60" w:before="60"/>
+            </w:pPr>
+            <w:r>
+              <w:rPr>
+                <w:b/>
+                <w:sz w:val="20"/>
+              </w:rPr>
+              <w:t>Reason</w:t>
+            </w:r>
+          </w:p>
+        </w:tc>
+      </w:tr>
+      <w:tr>
+        <w:trPr>
+          <w:cantSplit/>
+        </w:trPr>
+        <w:tc>
+          <w:tcPr>
+            <w:tcW w:type="dxa" w:w="1152"/>
+            <w:vAlign w:val="center"/>
+            <w:tcBorders>
+              <w:top w:val="single" w:sz="4" w:color="D9D9D9"/>
+              <w:left w:val="single" w:sz="4" w:color="D9D9D9"/>
+              <w:bottom w:val="single" w:sz="4" w:color="D9D9D9"/>
+              <w:right w:val="single" w:sz="4" w:color="D9D9D9"/>
+            </w:tcBorders>
+            <w:tcMar>
+              <w:top w:w="75" w:type="dxa"/>
+              <w:left w:w="75" w:type="dxa"/>
+              <w:bottom w:w="75" w:type="dxa"/>
+              <w:right w:w="75" w:type="dxa"/>
+            </w:tcMar>
+          </w:tcPr>
+          <w:p>
+            <w:pPr>
+              <w:spacing w:line="252" w:lineRule="auto" w:after="60" w:before="60"/>
+            </w:pPr>
+            <w:r>
+              <w:rPr>
+                <w:b w:val="0"/>
+                <w:sz w:val="20"/>
+              </w:rPr>
+              <w:t>104-92</w:t>
+            </w:r>
+          </w:p>
+        </w:tc>
+        <w:tc>
+          <w:tcPr>
+            <w:tcW w:type="dxa" w:w="1296"/>
+            <w:vAlign w:val="center"/>
+            <w:tcBorders>
+              <w:top w:val="single" w:sz="4" w:color="D9D9D9"/>
+              <w:left w:val="single" w:sz="4" w:color="D9D9D9"/>
+              <w:bottom w:val="single" w:sz="4" w:color="D9D9D9"/>
+              <w:right w:val="single" w:sz="4" w:color="D9D9D9"/>
+            </w:tcBorders>
+            <w:tcMar>
+              <w:top w:w="75" w:type="dxa"/>
+              <w:left w:w="75" w:type="dxa"/>
+              <w:bottom w:w="75" w:type="dxa"/>
+              <w:right w:w="75" w:type="dxa"/>
+            </w:tcMar>
+          </w:tcPr>
+          <w:p>
+            <w:pPr>
+              <w:spacing w:line="252" w:lineRule="auto" w:after="60" w:before="60"/>
+            </w:pPr>
+            <w:r>
+              <w:rPr>
+                <w:b w:val="0"/>
+                <w:sz w:val="20"/>
+              </w:rPr>
+              <w:t>189</w:t>
+            </w:r>
+          </w:p>
+        </w:tc>
+        <w:tc>
+          <w:tcPr>
+            <w:tcW w:type="dxa" w:w="3384"/>
+            <w:vAlign w:val="center"/>
+            <w:tcBorders>
+              <w:top w:val="single" w:sz="4" w:color="D9D9D9"/>
+              <w:left w:val="single" w:sz="4" w:color="D9D9D9"/>
+              <w:bottom w:val="single" w:sz="4" w:color="D9D9D9"/>
+              <w:right w:val="single" w:sz="4" w:color="D9D9D9"/>
+            </w:tcBorders>
+            <w:tcMar>
+              <w:top w:w="75" w:type="dxa"/>
+              <w:left w:w="75" w:type="dxa"/>
+              <w:bottom w:w="75" w:type="dxa"/>
+              <w:right w:w="75" w:type="dxa"/>
+            </w:tcMar>
+          </w:tcPr>
+          <w:p>
+            <w:pPr>
+              <w:spacing w:line="252" w:lineRule="auto" w:after="60" w:before="60"/>
+            </w:pPr>
+            <w:r>
+              <w:rPr>
+                <w:b w:val="0"/>
+                <w:sz w:val="20"/>
+              </w:rPr>
+              <w:t>MDB9736:3; 2017 case 46, row 53</w:t>
+            </w:r>
+          </w:p>
+        </w:tc>
+        <w:tc>
+          <w:tcPr>
+            <w:tcW w:type="dxa" w:w="3960"/>
+            <w:vAlign w:val="center"/>
+            <w:tcBorders>
+              <w:top w:val="single" w:sz="4" w:color="D9D9D9"/>
+              <w:left w:val="single" w:sz="4" w:color="D9D9D9"/>
+              <w:bottom w:val="single" w:sz="4" w:color="D9D9D9"/>
+              <w:right w:val="single" w:sz="4" w:color="D9D9D9"/>
+            </w:tcBorders>
+            <w:tcMar>
+              <w:top w:w="75" w:type="dxa"/>
+              <w:left w:w="75" w:type="dxa"/>
+              <w:bottom w:w="75" w:type="dxa"/>
+              <w:right w:w="75" w:type="dxa"/>
+            </w:tcMar>
+          </w:tcPr>
+          <w:p>
+            <w:pPr>
+              <w:spacing w:line="252" w:lineRule="auto" w:after="60" w:before="60"/>
+            </w:pPr>
+            <w:r>
+              <w:rPr>
+                <w:b w:val="0"/>
+                <w:sz w:val="20"/>
+              </w:rPr>
+              <w:t>Reduce known patient overlap with arrays</w:t>
+            </w:r>
+          </w:p>
+        </w:tc>
+      </w:tr>
+      <w:tr>
+        <w:trPr>
+          <w:cantSplit/>
+        </w:trPr>
+        <w:tc>
+          <w:tcPr>
+            <w:tcW w:type="dxa" w:w="1152"/>
+            <w:vAlign w:val="center"/>
+            <w:tcBorders>
+              <w:top w:val="single" w:sz="4" w:color="D9D9D9"/>
+              <w:left w:val="single" w:sz="4" w:color="D9D9D9"/>
+              <w:bottom w:val="single" w:sz="4" w:color="D9D9D9"/>
+              <w:right w:val="single" w:sz="4" w:color="D9D9D9"/>
+            </w:tcBorders>
+            <w:tcMar>
+              <w:top w:w="75" w:type="dxa"/>
+              <w:left w:w="75" w:type="dxa"/>
+              <w:bottom w:w="75" w:type="dxa"/>
+              <w:right w:w="75" w:type="dxa"/>
+            </w:tcMar>
+          </w:tcPr>
+          <w:p>
+            <w:pPr>
+              <w:spacing w:line="252" w:lineRule="auto" w:after="60" w:before="60"/>
+            </w:pPr>
+            <w:r>
+              <w:rPr>
+                <w:b w:val="0"/>
+                <w:sz w:val="20"/>
+              </w:rPr>
+              <w:t>168-97</w:t>
+            </w:r>
+          </w:p>
+        </w:tc>
+        <w:tc>
+          <w:tcPr>
+            <w:tcW w:type="dxa" w:w="1296"/>
+            <w:vAlign w:val="center"/>
+            <w:tcBorders>
+              <w:top w:val="single" w:sz="4" w:color="D9D9D9"/>
+              <w:left w:val="single" w:sz="4" w:color="D9D9D9"/>
+              <w:bottom w:val="single" w:sz="4" w:color="D9D9D9"/>
+              <w:right w:val="single" w:sz="4" w:color="D9D9D9"/>
+            </w:tcBorders>
+            <w:tcMar>
+              <w:top w:w="75" w:type="dxa"/>
+              <w:left w:w="75" w:type="dxa"/>
+              <w:bottom w:w="75" w:type="dxa"/>
+              <w:right w:w="75" w:type="dxa"/>
+            </w:tcMar>
+          </w:tcPr>
+          <w:p>
+            <w:pPr>
+              <w:spacing w:line="252" w:lineRule="auto" w:after="60" w:before="60"/>
+            </w:pPr>
+            <w:r>
+              <w:rPr>
+                <w:b w:val="0"/>
+                <w:sz w:val="20"/>
+              </w:rPr>
+              <w:t>191</w:t>
+            </w:r>
+          </w:p>
+        </w:tc>
+        <w:tc>
+          <w:tcPr>
+            <w:tcW w:type="dxa" w:w="3384"/>
+            <w:vAlign w:val="center"/>
+            <w:tcBorders>
+              <w:top w:val="single" w:sz="4" w:color="D9D9D9"/>
+              <w:left w:val="single" w:sz="4" w:color="D9D9D9"/>
+              <w:bottom w:val="single" w:sz="4" w:color="D9D9D9"/>
+              <w:right w:val="single" w:sz="4" w:color="D9D9D9"/>
+            </w:tcBorders>
+            <w:tcMar>
+              <w:top w:w="75" w:type="dxa"/>
+              <w:left w:w="75" w:type="dxa"/>
+              <w:bottom w:w="75" w:type="dxa"/>
+              <w:right w:w="75" w:type="dxa"/>
+            </w:tcMar>
+          </w:tcPr>
+          <w:p>
+            <w:pPr>
+              <w:spacing w:line="252" w:lineRule="auto" w:after="60" w:before="60"/>
+            </w:pPr>
+            <w:r>
+              <w:rPr>
+                <w:b w:val="0"/>
+                <w:sz w:val="20"/>
+              </w:rPr>
+              <w:t>MDB9736:4; 2017 case 48, row 55</w:t>
+            </w:r>
+          </w:p>
+        </w:tc>
+        <w:tc>
+          <w:tcPr>
+            <w:tcW w:type="dxa" w:w="3960"/>
+            <w:vAlign w:val="center"/>
+            <w:tcBorders>
+              <w:top w:val="single" w:sz="4" w:color="D9D9D9"/>
+              <w:left w:val="single" w:sz="4" w:color="D9D9D9"/>
+              <w:bottom w:val="single" w:sz="4" w:color="D9D9D9"/>
+              <w:right w:val="single" w:sz="4" w:color="D9D9D9"/>
+            </w:tcBorders>
+            <w:tcMar>
+              <w:top w:w="75" w:type="dxa"/>
+              <w:left w:w="75" w:type="dxa"/>
+              <w:bottom w:w="75" w:type="dxa"/>
+              <w:right w:w="75" w:type="dxa"/>
+            </w:tcMar>
+          </w:tcPr>
+          <w:p>
+            <w:pPr>
+              <w:spacing w:line="252" w:lineRule="auto" w:after="60" w:before="60"/>
+            </w:pPr>
+            <w:r>
+              <w:rPr>
+                <w:b w:val="0"/>
+                <w:sz w:val="20"/>
+              </w:rPr>
+              <w:t>Reduce known patient overlap with arrays</w:t>
+            </w:r>
+          </w:p>
+        </w:tc>
+      </w:tr>
+      <w:tr>
+        <w:trPr>
+          <w:cantSplit/>
+        </w:trPr>
+        <w:tc>
+          <w:tcPr>
+            <w:tcW w:type="dxa" w:w="1152"/>
+            <w:vAlign w:val="center"/>
+            <w:tcBorders>
+              <w:top w:val="single" w:sz="4" w:color="D9D9D9"/>
+              <w:left w:val="single" w:sz="4" w:color="D9D9D9"/>
+              <w:bottom w:val="single" w:sz="4" w:color="D9D9D9"/>
+              <w:right w:val="single" w:sz="4" w:color="D9D9D9"/>
+            </w:tcBorders>
+            <w:tcMar>
+              <w:top w:w="75" w:type="dxa"/>
+              <w:left w:w="75" w:type="dxa"/>
+              <w:bottom w:w="75" w:type="dxa"/>
+              <w:right w:w="75" w:type="dxa"/>
+            </w:tcMar>
+          </w:tcPr>
+          <w:p>
+            <w:pPr>
+              <w:spacing w:line="252" w:lineRule="auto" w:after="60" w:before="60"/>
+            </w:pPr>
+            <w:r>
+              <w:rPr>
+                <w:b w:val="0"/>
+                <w:sz w:val="20"/>
+              </w:rPr>
+              <w:t>536-00</w:t>
+            </w:r>
+          </w:p>
+        </w:tc>
+        <w:tc>
+          <w:tcPr>
+            <w:tcW w:type="dxa" w:w="1296"/>
+            <w:vAlign w:val="center"/>
+            <w:tcBorders>
+              <w:top w:val="single" w:sz="4" w:color="D9D9D9"/>
+              <w:left w:val="single" w:sz="4" w:color="D9D9D9"/>
+              <w:bottom w:val="single" w:sz="4" w:color="D9D9D9"/>
+              <w:right w:val="single" w:sz="4" w:color="D9D9D9"/>
+            </w:tcBorders>
+            <w:tcMar>
+              <w:top w:w="75" w:type="dxa"/>
+              <w:left w:w="75" w:type="dxa"/>
+              <w:bottom w:w="75" w:type="dxa"/>
+              <w:right w:w="75" w:type="dxa"/>
+            </w:tcMar>
+          </w:tcPr>
+          <w:p>
+            <w:pPr>
+              <w:spacing w:line="252" w:lineRule="auto" w:after="60" w:before="60"/>
+            </w:pPr>
+            <w:r>
+              <w:rPr>
+                <w:b w:val="0"/>
+                <w:sz w:val="20"/>
+              </w:rPr>
+              <w:t>199</w:t>
+            </w:r>
+          </w:p>
+        </w:tc>
+        <w:tc>
+          <w:tcPr>
+            <w:tcW w:type="dxa" w:w="3384"/>
+            <w:vAlign w:val="center"/>
+            <w:tcBorders>
+              <w:top w:val="single" w:sz="4" w:color="D9D9D9"/>
+              <w:left w:val="single" w:sz="4" w:color="D9D9D9"/>
+              <w:bottom w:val="single" w:sz="4" w:color="D9D9D9"/>
+              <w:right w:val="single" w:sz="4" w:color="D9D9D9"/>
+            </w:tcBorders>
+            <w:tcMar>
+              <w:top w:w="75" w:type="dxa"/>
+              <w:left w:w="75" w:type="dxa"/>
+              <w:bottom w:w="75" w:type="dxa"/>
+              <w:right w:w="75" w:type="dxa"/>
+            </w:tcMar>
+          </w:tcPr>
+          <w:p>
+            <w:pPr>
+              <w:spacing w:line="252" w:lineRule="auto" w:after="60" w:before="60"/>
+            </w:pPr>
+            <w:r>
+              <w:rPr>
+                <w:b w:val="0"/>
+                <w:sz w:val="20"/>
+              </w:rPr>
+              <w:t>MDB9736:7; 2017 case 49, row 56</w:t>
+            </w:r>
+          </w:p>
+        </w:tc>
+        <w:tc>
+          <w:tcPr>
+            <w:tcW w:type="dxa" w:w="3960"/>
+            <w:vAlign w:val="center"/>
+            <w:tcBorders>
+              <w:top w:val="single" w:sz="4" w:color="D9D9D9"/>
+              <w:left w:val="single" w:sz="4" w:color="D9D9D9"/>
+              <w:bottom w:val="single" w:sz="4" w:color="D9D9D9"/>
+              <w:right w:val="single" w:sz="4" w:color="D9D9D9"/>
+            </w:tcBorders>
+            <w:tcMar>
+              <w:top w:w="75" w:type="dxa"/>
+              <w:left w:w="75" w:type="dxa"/>
+              <w:bottom w:w="75" w:type="dxa"/>
+              <w:right w:w="75" w:type="dxa"/>
+            </w:tcMar>
+          </w:tcPr>
+          <w:p>
+            <w:pPr>
+              <w:spacing w:line="252" w:lineRule="auto" w:after="60" w:before="60"/>
+            </w:pPr>
+            <w:r>
+              <w:rPr>
+                <w:b w:val="0"/>
+                <w:sz w:val="20"/>
+              </w:rPr>
+              <w:t>Reduce known patient overlap with arrays</w:t>
+            </w:r>
+          </w:p>
+        </w:tc>
+      </w:tr>
+      <w:tr>
+        <w:trPr>
+          <w:cantSplit/>
+        </w:trPr>
+        <w:tc>
+          <w:tcPr>
+            <w:tcW w:type="dxa" w:w="1152"/>
+            <w:vAlign w:val="center"/>
+            <w:tcBorders>
+              <w:top w:val="single" w:sz="4" w:color="D9D9D9"/>
+              <w:left w:val="single" w:sz="4" w:color="D9D9D9"/>
+              <w:bottom w:val="single" w:sz="4" w:color="D9D9D9"/>
+              <w:right w:val="single" w:sz="4" w:color="D9D9D9"/>
+            </w:tcBorders>
+            <w:tcMar>
+              <w:top w:w="75" w:type="dxa"/>
+              <w:left w:w="75" w:type="dxa"/>
+              <w:bottom w:w="75" w:type="dxa"/>
+              <w:right w:w="75" w:type="dxa"/>
+            </w:tcMar>
+          </w:tcPr>
+          <w:p>
+            <w:pPr>
+              <w:spacing w:line="252" w:lineRule="auto" w:after="60" w:before="60"/>
+            </w:pPr>
+            <w:r>
+              <w:rPr>
+                <w:b w:val="0"/>
+                <w:sz w:val="20"/>
+              </w:rPr>
+              <w:t>5081-14</w:t>
+            </w:r>
+          </w:p>
+        </w:tc>
+        <w:tc>
+          <w:tcPr>
+            <w:tcW w:type="dxa" w:w="1296"/>
+            <w:vAlign w:val="center"/>
+            <w:tcBorders>
+              <w:top w:val="single" w:sz="4" w:color="D9D9D9"/>
+              <w:left w:val="single" w:sz="4" w:color="D9D9D9"/>
+              <w:bottom w:val="single" w:sz="4" w:color="D9D9D9"/>
+              <w:right w:val="single" w:sz="4" w:color="D9D9D9"/>
+            </w:tcBorders>
+            <w:tcMar>
+              <w:top w:w="75" w:type="dxa"/>
+              <w:left w:w="75" w:type="dxa"/>
+              <w:bottom w:w="75" w:type="dxa"/>
+              <w:right w:w="75" w:type="dxa"/>
+            </w:tcMar>
+          </w:tcPr>
+          <w:p>
+            <w:pPr>
+              <w:spacing w:line="252" w:lineRule="auto" w:after="60" w:before="60"/>
+            </w:pPr>
+            <w:r>
+              <w:rPr>
+                <w:b w:val="0"/>
+                <w:sz w:val="20"/>
+              </w:rPr>
+              <w:t>196</w:t>
+            </w:r>
+          </w:p>
+        </w:tc>
+        <w:tc>
+          <w:tcPr>
+            <w:tcW w:type="dxa" w:w="3384"/>
+            <w:vAlign w:val="center"/>
+            <w:tcBorders>
+              <w:top w:val="single" w:sz="4" w:color="D9D9D9"/>
+              <w:left w:val="single" w:sz="4" w:color="D9D9D9"/>
+              <w:bottom w:val="single" w:sz="4" w:color="D9D9D9"/>
+              <w:right w:val="single" w:sz="4" w:color="D9D9D9"/>
+            </w:tcBorders>
+            <w:tcMar>
+              <w:top w:w="75" w:type="dxa"/>
+              <w:left w:w="75" w:type="dxa"/>
+              <w:bottom w:w="75" w:type="dxa"/>
+              <w:right w:w="75" w:type="dxa"/>
+            </w:tcMar>
+          </w:tcPr>
+          <w:p>
+            <w:pPr>
+              <w:spacing w:line="252" w:lineRule="auto" w:after="60" w:before="60"/>
+            </w:pPr>
+            <w:r>
+              <w:rPr>
+                <w:b w:val="0"/>
+                <w:sz w:val="20"/>
+              </w:rPr>
+              <w:t>Samplef=LR; footnote f defines local recurrence</w:t>
+            </w:r>
+          </w:p>
+        </w:tc>
+        <w:tc>
+          <w:tcPr>
+            <w:tcW w:type="dxa" w:w="3960"/>
+            <w:vAlign w:val="center"/>
+            <w:tcBorders>
+              <w:top w:val="single" w:sz="4" w:color="D9D9D9"/>
+              <w:left w:val="single" w:sz="4" w:color="D9D9D9"/>
+              <w:bottom w:val="single" w:sz="4" w:color="D9D9D9"/>
+              <w:right w:val="single" w:sz="4" w:color="D9D9D9"/>
+            </w:tcBorders>
+            <w:tcMar>
+              <w:top w:w="75" w:type="dxa"/>
+              <w:left w:w="75" w:type="dxa"/>
+              <w:bottom w:w="75" w:type="dxa"/>
+              <w:right w:w="75" w:type="dxa"/>
+            </w:tcMar>
+          </w:tcPr>
+          <w:p>
+            <w:pPr>
+              <w:spacing w:line="252" w:lineRule="auto" w:after="60" w:before="60"/>
+            </w:pPr>
+            <w:r>
+              <w:rPr>
+                <w:b w:val="0"/>
+                <w:sz w:val="20"/>
+              </w:rPr>
+              <w:t>Apply the primary-lesion rule consistently</w:t>
+            </w:r>
+          </w:p>
+        </w:tc>
+      </w:tr>
+    </w:tbl>
+    <w:p>
+      <w:pPr>
+        <w:spacing w:after="0"/>
+      </w:pPr>
+    </w:p>
+    <w:p>
+      <w:r>
+        <w:rPr>
+          <w:b w:val="0"/>
+        </w:rPr>
+        <w:t>The three overlapping cases are valid source-primary tumors. Their CSPG4 values are 36.56, 53.49 and 5.99 TPM, respectively. Including them gives 12 primary EMCs with median 51.205 TPM (51.21 rounded), quartiles 30.6125 and 59.645 TPM, and range 5.99–207.08 TPM. Against the unchanged 393 references, 3,810 of 4,716 pairs favor EMC and none tie, giving A=0.8078880. Against the unchanged 489 references, 4,606 of 5,868 pairs favor EMC and none tie, giving A=0.7849352. This descriptive sensitivity tests the effect of the overlap-reduction policy; the local recurrence remains excluded. The original nine-case analysis is preserved. No patient date is inferred from an identifier suffix.</w:t>
       </w:r>
     </w:p>
     <w:p>
@@ -1111,7 +1776,7 @@
         <w:rPr>
           <w:b w:val="0"/>
         </w:rPr>
-        <w:t>For EMC values x and reference values y, A is the average of I(x&gt;y)+0.5I(x=y) over specimen pairs. The exact null distribution uses doubled midranks so ties retain their integer multiplicity. The observed doubled-rank sum is 6,078 and the null center is 3,627. The two-sided tail contains 90,052,879,544,272 label allocations out of 690,402,510,704,386,700. This is an exact combinatorial calculation, not a Monte Carlo estimate. The source pool is a chosen observational reference; these allocations do not describe randomized assignment of diagnoses.</w:t>
+        <w:t>For EMC values x and reference values y, A is the average of I(x&gt;y)+0.5I(x=y) over specimen pairs. For the rank-sum test, equal values receive the mean of their occupied ranks. The exact calculation doubles these midranks to use integer arithmetic and counts every observation separately, including observations sharing a value. The observed doubled-rank sum is 6,078 and the null center is 3,627. The two-sided tail contains 90,052,879,544,272 label allocations out of 690,402,510,704,386,700. This is an exact combinatorial calculation, not a Monte Carlo estimate. The source pool is a chosen observational reference; these allocations do not describe randomized assignment of diagnoses.</w:t>
       </w:r>
     </w:p>
     <w:p>
@@ -1119,7 +1784,7 @@
         <w:rPr>
           <w:b w:val="0"/>
         </w:rPr>
-        <w:t>The patient-weighted A for CSPG4 is 0.8464801. Giving each of the 28 reference labels equal weight gives 0.8655617. Single-EMC deletion gives 0.8276081–0.8940840. These deletion limits are not a confidence interval. The September21 amendment added an approximate 95% percentile bootstrap interval of 0.7090755–0.9575912 for this pooled A. The broader source Malignant-or-Intermediate reference contains 489 specimens in 37 labels, with median 13.20 TPM, specimen-weighted A=0.8243581 (interval 0.6778005–0.9427403) and equal-category A=0.8479346. Both references retain the exclusions of melanoma and unclassified spindle-cell tumors. No new P value was calculated for the broader reference. The nine observed CSPG4 values in increasing order are 10.14, 12.77, 41.41, 48.92, 54.18, 58.20, 63.98, 90.14 and 207.08 TPM.</w:t>
+        <w:t>The patient-weighted A for CSPG4 is 0.8464801. Giving each of the 28 reference labels equal weight gives 0.8655617. Single-EMC deletion gives 0.8276081–0.8940840. These deletion limits are not a confidence interval. The approximate 95% percentile bootstrap interval for this pooled A was 0.7090755–0.9575912. The broader source Malignant-or-Intermediate reference contains 489 specimens in 37 labels, with median 13.20 TPM, specimen-weighted A=0.8243581 (interval 0.6778005–0.9427403) and equal-category A=0.8479346. Both references retain the exclusions of melanoma and unclassified spindle-cell tumors. No new P value was calculated for the broader reference. The nine observed CSPG4 values in increasing order are 10.14, 12.77, 41.41, 48.92, 54.18, 58.20, 63.98, 90.14 and 207.08 TPM.</w:t>
       </w:r>
     </w:p>
     <w:p>
@@ -1127,7 +1792,7 @@
         <w:rPr>
           <w:b w:val="0"/>
         </w:rPr>
-        <w:t>The two-sample specimen bootstrap used 50,000 replicates, seed 20260921 and NumPy PCG64, restarting the generator for each reference. Independent multinomial multiplicities for nine EMC and n reference specimens were applied to the pairwise comparison matrix in 50 blocks of 1,000 draws. Each bootstrap A equals w-transpose C v divided by 9n. This exactly represents ordinary specimen resampling with replacement; dependent pairs are not independently resampled. Limits are NumPy linear-interpolation 2.5th and 97.5th percentiles. The nominal pointwise intervals are approximate and conditional on the observed specimen/reference design, not corrected for retrospective selection, unknown overlap, assay confounding or population sampling. The two overlapping-reference intervals do not test the difference between reference definitions. The dated plan, code and exact outputs accompany the archive.</w:t>
+        <w:t>The two-sample specimen bootstrap used 50,000 replicates, seed 20260921 and NumPy PCG64, restarting the generator for each reference. Independent multinomial multiplicities for nine EMC and n reference specimens were applied to the pairwise comparison matrix in 50 blocks of 1,000 draws. Each bootstrap A equals w-transpose C v divided by 9n. This exactly represents ordinary specimen resampling with replacement; dependent pairs are not independently resampled. Limits are NumPy linear-interpolation 2.5th and 97.5th percentiles. The nominal pointwise intervals are approximate and conditional on the observed specimen/reference design, not corrected for retrospective selection, unknown overlap, assay confounding or population sampling. The two overlapping-reference intervals do not test the difference between reference definitions. The plan, code and exact outputs accompany the archive.</w:t>
       </w:r>
     </w:p>
     <w:p>
@@ -2433,7 +3098,15 @@
         <w:pStyle w:val="Heading1"/>
       </w:pPr>
       <w:r>
-        <w:t>Panel rule and sensitivity analyses</w:t>
+        <w:t>Historical panel rule and sequencing-year sensitivity</w:t>
+      </w:r>
+    </w:p>
+    <w:p>
+      <w:r>
+        <w:rPr>
+          <w:b w:val="0"/>
+        </w:rPr>
+        <w:t>Sequencing year was an early technical-proxy sensitivity, not an adjustment for a demonstrated laboratory change. The Hofvander report uses a common computational pipeline, and its Supplementary Figure S1 reports no significant sequencing-year effect in global expression clustering across six illustrated tumor types, including EMC. The inspected source does not document year-specific wet-lab protocol changes. This does not exclude gene-specific technical variation, but matching on year discards many otherwise eligible comparisons and changes the group being estimated. The all-year analysis is therefore emphasized; all historical conditional results, including adverse results, are retained below.</w:t>
       </w:r>
     </w:p>
     <w:p>
@@ -16586,6 +17259,18 @@
           <w:sz w:val="21"/>
         </w:rPr>
         <w:t>[S5] Cammareri C, Beltzung F, Michal M, Vanhersecke L, Coindre JM, Velasco V, et al. PRAME immunohistochemistry in soft tissue tumors and mimics: a study of 350 cases highlighting its imperfect specificity but potentially useful diagnostic applications. Virchows Arch. 2023;483:145–156. https://doi.org/10.1007/s00428-023-03606-6.</w:t>
+      </w:r>
+    </w:p>
+    <w:p>
+      <w:pPr>
+        <w:spacing w:line="252" w:lineRule="auto" w:after="140"/>
+      </w:pPr>
+      <w:r>
+        <w:rPr>
+          <w:b w:val="0"/>
+          <w:sz w:val="21"/>
+        </w:rPr>
+        <w:t>[S6] Arbajian E, Puls F, Antonescu CR, Amary F, Sciot R, Debiec-Rychter M, et al. In-depth Genetic Analysis of Sclerosing Epithelioid Fibrosarcoma Reveals Recurrent Genomic Alterations and Potential Treatment Targets. Clin Cancer Res. 2017;23:7426–7434. https://doi.org/10.1158/1078-0432.CCR-17-1856.</w:t>
       </w:r>
     </w:p>
     <w:p>

--- a/research/release-candidates/cspg4-concise-20260922/journal-package/CSPG4-supplement.docx
+++ b/research/release-candidates/cspg4-concise-20260922/journal-package/CSPG4-supplement.docx
@@ -47,7 +47,7 @@
         <w:rPr>
           <w:b w:val="0"/>
         </w:rPr>
-        <w:t>The panel and initial comparator rule were fixed before inspection of Hofvander target values, but earlier array findings were already known. The broader reference and uncertainty analyses were later exploratory extensions; the study was not preregistered. Source selection used diagnosis and identity metadata, not favorable CSPG4 expression. The source search was completed on 19 September 2026. Dated plans, amendments, identity corrections and complete historical results are retained in the data archive, including the author-requested all-12-primary-EMC exclusion sensitivity of 22 September 2026.</w:t>
+        <w:t>The panel and initial comparator rule were fixed before inspection of Hofvander target values, but earlier array findings were already known. The broader reference and uncertainty analyses were later exploratory extensions; the study was not preregistered. Source selection used diagnosis and identity metadata, not favorable CSPG4 expression. The source search was completed on 19 September 2026. Dated plans, amendments, identity corrections and complete historical results are retained in the data archive, including the author-requested all-12-primary-EMC sensitivity of 22 September 2026 and all-13-EMC sensitivity of 23 September 2026.</w:t>
       </w:r>
     </w:p>
     <w:p>
@@ -1760,8 +1760,662 @@
         <w:rPr>
           <w:b w:val="0"/>
         </w:rPr>
-        <w:t>The three overlapping cases are valid source-primary tumors. Their CSPG4 values are 36.56, 53.49 and 5.99 TPM, respectively. Including them gives 12 primary EMCs with median 51.205 TPM (51.21 rounded), quartiles 30.6125 and 59.645 TPM, and range 5.99–207.08 TPM. Against the unchanged 393 references, 3,810 of 4,716 pairs favor EMC and none tie, giving A=0.8078880. Against the unchanged 489 references, 4,606 of 5,868 pairs favor EMC and none tie, giving A=0.7849352. This descriptive sensitivity tests the effect of the overlap-reduction policy; the local recurrence remains excluded. The original nine-case analysis is preserved. No patient date is inferred from an identifier suffix.</w:t>
+        <w:t>The three overlapping cases are valid source-primary tumors. Their CSPG4 values are 36.56, 53.49 and 5.99 TPM, respectively. Including them gives 12 primary EMCs with median 51.205 TPM (51.21 rounded), quartiles 30.6125 and 59.645 TPM, and range 5.99–207.08 TPM. Against the unchanged 393 references, 3,810 of 4,716 pairs favor EMC and none tie, giving A=0.8078880. Against the unchanged 489 references, 4,606 of 5,868 pairs favor EMC and none tie, giving A=0.7849352. This descriptive sensitivity tests the effect of the overlap-reduction policy among primary lesions. The original nine-case analysis is preserved. No patient date is inferred from an identifier suffix.</w:t>
       </w:r>
+    </w:p>
+    <w:p>
+      <w:r>
+        <w:rPr>
+          <w:b w:val="0"/>
+        </w:rPr>
+        <w:t>A second exclusion sensitivity includes all 13 original EMC specimens by adding local recurrence 5081-14, whose CSPG4 value is 29.38 TPM. The 13-specimen median is 48.92 TPM, with quartiles 29.38 and 58.20 TPM and range 5.99–207.08 TPM. Against the unchanged 393 references, 4,133 of 5,109 pairs favor EMC and none tie (A=0.8089646). Against the unchanged 489 references, 4,986 of 6,357 pairs favor EMC and none tie (A=0.7843322). The reference specimens remain primary lesions in both comparisons. These results show the effect of retaining this one recurrence; they do not estimate a general effect of recurrence on CSPG4.</w:t>
+      </w:r>
+    </w:p>
+    <w:tbl>
+      <w:tblPr>
+        <w:tblW w:type="auto" w:w="0"/>
+        <w:jc w:val="center"/>
+        <w:tblLayout w:type="fixed"/>
+        <w:tblLook w:firstColumn="1" w:firstRow="1" w:lastColumn="0" w:lastRow="0" w:noHBand="0" w:noVBand="1" w:val="04A0"/>
+      </w:tblPr>
+      <w:tblGrid>
+        <w:gridCol w:w="3600"/>
+        <w:gridCol w:w="504"/>
+        <w:gridCol w:w="1296"/>
+        <w:gridCol w:w="2160"/>
+        <w:gridCol w:w="2160"/>
+      </w:tblGrid>
+      <w:tr>
+        <w:trPr>
+          <w:cantSplit/>
+          <w:tblHeader/>
+        </w:trPr>
+        <w:tc>
+          <w:tcPr>
+            <w:tcW w:type="dxa" w:w="3600"/>
+            <w:vAlign w:val="center"/>
+            <w:tcBorders>
+              <w:top w:val="single" w:sz="4" w:color="D9D9D9"/>
+              <w:left w:val="single" w:sz="4" w:color="D9D9D9"/>
+              <w:bottom w:val="single" w:sz="4" w:color="D9D9D9"/>
+              <w:right w:val="single" w:sz="4" w:color="D9D9D9"/>
+            </w:tcBorders>
+            <w:tcMar>
+              <w:top w:w="75" w:type="dxa"/>
+              <w:left w:w="75" w:type="dxa"/>
+              <w:bottom w:w="75" w:type="dxa"/>
+              <w:right w:w="75" w:type="dxa"/>
+            </w:tcMar>
+            <w:shd w:fill="E5ECF0"/>
+          </w:tcPr>
+          <w:p>
+            <w:pPr>
+              <w:spacing w:line="252" w:lineRule="auto" w:after="60" w:before="60"/>
+            </w:pPr>
+            <w:r>
+              <w:rPr>
+                <w:b/>
+                <w:sz w:val="20"/>
+              </w:rPr>
+              <w:t>EMC analysis set</w:t>
+            </w:r>
+          </w:p>
+        </w:tc>
+        <w:tc>
+          <w:tcPr>
+            <w:tcW w:type="dxa" w:w="504"/>
+            <w:vAlign w:val="center"/>
+            <w:tcBorders>
+              <w:top w:val="single" w:sz="4" w:color="D9D9D9"/>
+              <w:left w:val="single" w:sz="4" w:color="D9D9D9"/>
+              <w:bottom w:val="single" w:sz="4" w:color="D9D9D9"/>
+              <w:right w:val="single" w:sz="4" w:color="D9D9D9"/>
+            </w:tcBorders>
+            <w:tcMar>
+              <w:top w:w="75" w:type="dxa"/>
+              <w:left w:w="75" w:type="dxa"/>
+              <w:bottom w:w="75" w:type="dxa"/>
+              <w:right w:w="75" w:type="dxa"/>
+            </w:tcMar>
+            <w:shd w:fill="E5ECF0"/>
+          </w:tcPr>
+          <w:p>
+            <w:pPr>
+              <w:spacing w:line="252" w:lineRule="auto" w:after="60" w:before="60"/>
+            </w:pPr>
+            <w:r>
+              <w:rPr>
+                <w:b/>
+                <w:sz w:val="20"/>
+              </w:rPr>
+              <w:t>n</w:t>
+            </w:r>
+          </w:p>
+        </w:tc>
+        <w:tc>
+          <w:tcPr>
+            <w:tcW w:type="dxa" w:w="1296"/>
+            <w:vAlign w:val="center"/>
+            <w:tcBorders>
+              <w:top w:val="single" w:sz="4" w:color="D9D9D9"/>
+              <w:left w:val="single" w:sz="4" w:color="D9D9D9"/>
+              <w:bottom w:val="single" w:sz="4" w:color="D9D9D9"/>
+              <w:right w:val="single" w:sz="4" w:color="D9D9D9"/>
+            </w:tcBorders>
+            <w:tcMar>
+              <w:top w:w="75" w:type="dxa"/>
+              <w:left w:w="75" w:type="dxa"/>
+              <w:bottom w:w="75" w:type="dxa"/>
+              <w:right w:w="75" w:type="dxa"/>
+            </w:tcMar>
+            <w:shd w:fill="E5ECF0"/>
+          </w:tcPr>
+          <w:p>
+            <w:pPr>
+              <w:spacing w:line="252" w:lineRule="auto" w:after="60" w:before="60"/>
+            </w:pPr>
+            <w:r>
+              <w:rPr>
+                <w:b/>
+                <w:sz w:val="20"/>
+              </w:rPr>
+              <w:t>Median TPM</w:t>
+            </w:r>
+          </w:p>
+        </w:tc>
+        <w:tc>
+          <w:tcPr>
+            <w:tcW w:type="dxa" w:w="2160"/>
+            <w:vAlign w:val="center"/>
+            <w:tcBorders>
+              <w:top w:val="single" w:sz="4" w:color="D9D9D9"/>
+              <w:left w:val="single" w:sz="4" w:color="D9D9D9"/>
+              <w:bottom w:val="single" w:sz="4" w:color="D9D9D9"/>
+              <w:right w:val="single" w:sz="4" w:color="D9D9D9"/>
+            </w:tcBorders>
+            <w:tcMar>
+              <w:top w:w="75" w:type="dxa"/>
+              <w:left w:w="75" w:type="dxa"/>
+              <w:bottom w:w="75" w:type="dxa"/>
+              <w:right w:w="75" w:type="dxa"/>
+            </w:tcMar>
+            <w:shd w:fill="E5ECF0"/>
+          </w:tcPr>
+          <w:p>
+            <w:pPr>
+              <w:spacing w:line="252" w:lineRule="auto" w:after="60" w:before="60"/>
+            </w:pPr>
+            <w:r>
+              <w:rPr>
+                <w:b/>
+                <w:sz w:val="20"/>
+              </w:rPr>
+              <w:t>A vs 393 references</w:t>
+            </w:r>
+          </w:p>
+        </w:tc>
+        <w:tc>
+          <w:tcPr>
+            <w:tcW w:type="dxa" w:w="2160"/>
+            <w:vAlign w:val="center"/>
+            <w:tcBorders>
+              <w:top w:val="single" w:sz="4" w:color="D9D9D9"/>
+              <w:left w:val="single" w:sz="4" w:color="D9D9D9"/>
+              <w:bottom w:val="single" w:sz="4" w:color="D9D9D9"/>
+              <w:right w:val="single" w:sz="4" w:color="D9D9D9"/>
+            </w:tcBorders>
+            <w:tcMar>
+              <w:top w:w="75" w:type="dxa"/>
+              <w:left w:w="75" w:type="dxa"/>
+              <w:bottom w:w="75" w:type="dxa"/>
+              <w:right w:w="75" w:type="dxa"/>
+            </w:tcMar>
+            <w:shd w:fill="E5ECF0"/>
+          </w:tcPr>
+          <w:p>
+            <w:pPr>
+              <w:spacing w:line="252" w:lineRule="auto" w:after="60" w:before="60"/>
+            </w:pPr>
+            <w:r>
+              <w:rPr>
+                <w:b/>
+                <w:sz w:val="20"/>
+              </w:rPr>
+              <w:t>A vs 489 references</w:t>
+            </w:r>
+          </w:p>
+        </w:tc>
+      </w:tr>
+      <w:tr>
+        <w:trPr>
+          <w:cantSplit/>
+        </w:trPr>
+        <w:tc>
+          <w:tcPr>
+            <w:tcW w:type="dxa" w:w="3600"/>
+            <w:vAlign w:val="center"/>
+            <w:tcBorders>
+              <w:top w:val="single" w:sz="4" w:color="D9D9D9"/>
+              <w:left w:val="single" w:sz="4" w:color="D9D9D9"/>
+              <w:bottom w:val="single" w:sz="4" w:color="D9D9D9"/>
+              <w:right w:val="single" w:sz="4" w:color="D9D9D9"/>
+            </w:tcBorders>
+            <w:tcMar>
+              <w:top w:w="75" w:type="dxa"/>
+              <w:left w:w="75" w:type="dxa"/>
+              <w:bottom w:w="75" w:type="dxa"/>
+              <w:right w:w="75" w:type="dxa"/>
+            </w:tcMar>
+          </w:tcPr>
+          <w:p>
+            <w:pPr>
+              <w:spacing w:line="252" w:lineRule="auto" w:after="60" w:before="60"/>
+            </w:pPr>
+            <w:r>
+              <w:rPr>
+                <w:b w:val="0"/>
+                <w:sz w:val="20"/>
+              </w:rPr>
+              <w:t>Overlap-reduced primary group</w:t>
+            </w:r>
+          </w:p>
+        </w:tc>
+        <w:tc>
+          <w:tcPr>
+            <w:tcW w:type="dxa" w:w="504"/>
+            <w:vAlign w:val="center"/>
+            <w:tcBorders>
+              <w:top w:val="single" w:sz="4" w:color="D9D9D9"/>
+              <w:left w:val="single" w:sz="4" w:color="D9D9D9"/>
+              <w:bottom w:val="single" w:sz="4" w:color="D9D9D9"/>
+              <w:right w:val="single" w:sz="4" w:color="D9D9D9"/>
+            </w:tcBorders>
+            <w:tcMar>
+              <w:top w:w="75" w:type="dxa"/>
+              <w:left w:w="75" w:type="dxa"/>
+              <w:bottom w:w="75" w:type="dxa"/>
+              <w:right w:w="75" w:type="dxa"/>
+            </w:tcMar>
+          </w:tcPr>
+          <w:p>
+            <w:pPr>
+              <w:spacing w:line="252" w:lineRule="auto" w:after="60" w:before="60"/>
+            </w:pPr>
+            <w:r>
+              <w:rPr>
+                <w:b w:val="0"/>
+                <w:sz w:val="20"/>
+              </w:rPr>
+              <w:t>9</w:t>
+            </w:r>
+          </w:p>
+        </w:tc>
+        <w:tc>
+          <w:tcPr>
+            <w:tcW w:type="dxa" w:w="1296"/>
+            <w:vAlign w:val="center"/>
+            <w:tcBorders>
+              <w:top w:val="single" w:sz="4" w:color="D9D9D9"/>
+              <w:left w:val="single" w:sz="4" w:color="D9D9D9"/>
+              <w:bottom w:val="single" w:sz="4" w:color="D9D9D9"/>
+              <w:right w:val="single" w:sz="4" w:color="D9D9D9"/>
+            </w:tcBorders>
+            <w:tcMar>
+              <w:top w:w="75" w:type="dxa"/>
+              <w:left w:w="75" w:type="dxa"/>
+              <w:bottom w:w="75" w:type="dxa"/>
+              <w:right w:w="75" w:type="dxa"/>
+            </w:tcMar>
+          </w:tcPr>
+          <w:p>
+            <w:pPr>
+              <w:spacing w:line="252" w:lineRule="auto" w:after="60" w:before="60"/>
+            </w:pPr>
+            <w:r>
+              <w:rPr>
+                <w:b w:val="0"/>
+                <w:sz w:val="20"/>
+              </w:rPr>
+              <w:t>54.18</w:t>
+            </w:r>
+          </w:p>
+        </w:tc>
+        <w:tc>
+          <w:tcPr>
+            <w:tcW w:type="dxa" w:w="2160"/>
+            <w:vAlign w:val="center"/>
+            <w:tcBorders>
+              <w:top w:val="single" w:sz="4" w:color="D9D9D9"/>
+              <w:left w:val="single" w:sz="4" w:color="D9D9D9"/>
+              <w:bottom w:val="single" w:sz="4" w:color="D9D9D9"/>
+              <w:right w:val="single" w:sz="4" w:color="D9D9D9"/>
+            </w:tcBorders>
+            <w:tcMar>
+              <w:top w:w="75" w:type="dxa"/>
+              <w:left w:w="75" w:type="dxa"/>
+              <w:bottom w:w="75" w:type="dxa"/>
+              <w:right w:w="75" w:type="dxa"/>
+            </w:tcMar>
+          </w:tcPr>
+          <w:p>
+            <w:pPr>
+              <w:spacing w:line="252" w:lineRule="auto" w:after="60" w:before="60"/>
+            </w:pPr>
+            <w:r>
+              <w:rPr>
+                <w:b w:val="0"/>
+                <w:sz w:val="20"/>
+              </w:rPr>
+              <w:t>0.8464801</w:t>
+            </w:r>
+          </w:p>
+        </w:tc>
+        <w:tc>
+          <w:tcPr>
+            <w:tcW w:type="dxa" w:w="2160"/>
+            <w:vAlign w:val="center"/>
+            <w:tcBorders>
+              <w:top w:val="single" w:sz="4" w:color="D9D9D9"/>
+              <w:left w:val="single" w:sz="4" w:color="D9D9D9"/>
+              <w:bottom w:val="single" w:sz="4" w:color="D9D9D9"/>
+              <w:right w:val="single" w:sz="4" w:color="D9D9D9"/>
+            </w:tcBorders>
+            <w:tcMar>
+              <w:top w:w="75" w:type="dxa"/>
+              <w:left w:w="75" w:type="dxa"/>
+              <w:bottom w:w="75" w:type="dxa"/>
+              <w:right w:w="75" w:type="dxa"/>
+            </w:tcMar>
+          </w:tcPr>
+          <w:p>
+            <w:pPr>
+              <w:spacing w:line="252" w:lineRule="auto" w:after="60" w:before="60"/>
+            </w:pPr>
+            <w:r>
+              <w:rPr>
+                <w:b w:val="0"/>
+                <w:sz w:val="20"/>
+              </w:rPr>
+              <w:t>0.8243581</w:t>
+            </w:r>
+          </w:p>
+        </w:tc>
+      </w:tr>
+      <w:tr>
+        <w:trPr>
+          <w:cantSplit/>
+        </w:trPr>
+        <w:tc>
+          <w:tcPr>
+            <w:tcW w:type="dxa" w:w="3600"/>
+            <w:vAlign w:val="center"/>
+            <w:tcBorders>
+              <w:top w:val="single" w:sz="4" w:color="D9D9D9"/>
+              <w:left w:val="single" w:sz="4" w:color="D9D9D9"/>
+              <w:bottom w:val="single" w:sz="4" w:color="D9D9D9"/>
+              <w:right w:val="single" w:sz="4" w:color="D9D9D9"/>
+            </w:tcBorders>
+            <w:tcMar>
+              <w:top w:w="75" w:type="dxa"/>
+              <w:left w:w="75" w:type="dxa"/>
+              <w:bottom w:w="75" w:type="dxa"/>
+              <w:right w:w="75" w:type="dxa"/>
+            </w:tcMar>
+          </w:tcPr>
+          <w:p>
+            <w:pPr>
+              <w:spacing w:line="252" w:lineRule="auto" w:after="60" w:before="60"/>
+            </w:pPr>
+            <w:r>
+              <w:rPr>
+                <w:b w:val="0"/>
+                <w:sz w:val="20"/>
+              </w:rPr>
+              <w:t>All source-primary EMC</w:t>
+            </w:r>
+          </w:p>
+        </w:tc>
+        <w:tc>
+          <w:tcPr>
+            <w:tcW w:type="dxa" w:w="504"/>
+            <w:vAlign w:val="center"/>
+            <w:tcBorders>
+              <w:top w:val="single" w:sz="4" w:color="D9D9D9"/>
+              <w:left w:val="single" w:sz="4" w:color="D9D9D9"/>
+              <w:bottom w:val="single" w:sz="4" w:color="D9D9D9"/>
+              <w:right w:val="single" w:sz="4" w:color="D9D9D9"/>
+            </w:tcBorders>
+            <w:tcMar>
+              <w:top w:w="75" w:type="dxa"/>
+              <w:left w:w="75" w:type="dxa"/>
+              <w:bottom w:w="75" w:type="dxa"/>
+              <w:right w:w="75" w:type="dxa"/>
+            </w:tcMar>
+          </w:tcPr>
+          <w:p>
+            <w:pPr>
+              <w:spacing w:line="252" w:lineRule="auto" w:after="60" w:before="60"/>
+            </w:pPr>
+            <w:r>
+              <w:rPr>
+                <w:b w:val="0"/>
+                <w:sz w:val="20"/>
+              </w:rPr>
+              <w:t>12</w:t>
+            </w:r>
+          </w:p>
+        </w:tc>
+        <w:tc>
+          <w:tcPr>
+            <w:tcW w:type="dxa" w:w="1296"/>
+            <w:vAlign w:val="center"/>
+            <w:tcBorders>
+              <w:top w:val="single" w:sz="4" w:color="D9D9D9"/>
+              <w:left w:val="single" w:sz="4" w:color="D9D9D9"/>
+              <w:bottom w:val="single" w:sz="4" w:color="D9D9D9"/>
+              <w:right w:val="single" w:sz="4" w:color="D9D9D9"/>
+            </w:tcBorders>
+            <w:tcMar>
+              <w:top w:w="75" w:type="dxa"/>
+              <w:left w:w="75" w:type="dxa"/>
+              <w:bottom w:w="75" w:type="dxa"/>
+              <w:right w:w="75" w:type="dxa"/>
+            </w:tcMar>
+          </w:tcPr>
+          <w:p>
+            <w:pPr>
+              <w:spacing w:line="252" w:lineRule="auto" w:after="60" w:before="60"/>
+            </w:pPr>
+            <w:r>
+              <w:rPr>
+                <w:b w:val="0"/>
+                <w:sz w:val="20"/>
+              </w:rPr>
+              <w:t>51.21</w:t>
+            </w:r>
+          </w:p>
+        </w:tc>
+        <w:tc>
+          <w:tcPr>
+            <w:tcW w:type="dxa" w:w="2160"/>
+            <w:vAlign w:val="center"/>
+            <w:tcBorders>
+              <w:top w:val="single" w:sz="4" w:color="D9D9D9"/>
+              <w:left w:val="single" w:sz="4" w:color="D9D9D9"/>
+              <w:bottom w:val="single" w:sz="4" w:color="D9D9D9"/>
+              <w:right w:val="single" w:sz="4" w:color="D9D9D9"/>
+            </w:tcBorders>
+            <w:tcMar>
+              <w:top w:w="75" w:type="dxa"/>
+              <w:left w:w="75" w:type="dxa"/>
+              <w:bottom w:w="75" w:type="dxa"/>
+              <w:right w:w="75" w:type="dxa"/>
+            </w:tcMar>
+          </w:tcPr>
+          <w:p>
+            <w:pPr>
+              <w:spacing w:line="252" w:lineRule="auto" w:after="60" w:before="60"/>
+            </w:pPr>
+            <w:r>
+              <w:rPr>
+                <w:b w:val="0"/>
+                <w:sz w:val="20"/>
+              </w:rPr>
+              <w:t>0.8078880</w:t>
+            </w:r>
+          </w:p>
+        </w:tc>
+        <w:tc>
+          <w:tcPr>
+            <w:tcW w:type="dxa" w:w="2160"/>
+            <w:vAlign w:val="center"/>
+            <w:tcBorders>
+              <w:top w:val="single" w:sz="4" w:color="D9D9D9"/>
+              <w:left w:val="single" w:sz="4" w:color="D9D9D9"/>
+              <w:bottom w:val="single" w:sz="4" w:color="D9D9D9"/>
+              <w:right w:val="single" w:sz="4" w:color="D9D9D9"/>
+            </w:tcBorders>
+            <w:tcMar>
+              <w:top w:w="75" w:type="dxa"/>
+              <w:left w:w="75" w:type="dxa"/>
+              <w:bottom w:w="75" w:type="dxa"/>
+              <w:right w:w="75" w:type="dxa"/>
+            </w:tcMar>
+          </w:tcPr>
+          <w:p>
+            <w:pPr>
+              <w:spacing w:line="252" w:lineRule="auto" w:after="60" w:before="60"/>
+            </w:pPr>
+            <w:r>
+              <w:rPr>
+                <w:b w:val="0"/>
+                <w:sz w:val="20"/>
+              </w:rPr>
+              <w:t>0.7849352</w:t>
+            </w:r>
+          </w:p>
+        </w:tc>
+      </w:tr>
+      <w:tr>
+        <w:trPr>
+          <w:cantSplit/>
+        </w:trPr>
+        <w:tc>
+          <w:tcPr>
+            <w:tcW w:type="dxa" w:w="3600"/>
+            <w:vAlign w:val="center"/>
+            <w:tcBorders>
+              <w:top w:val="single" w:sz="4" w:color="D9D9D9"/>
+              <w:left w:val="single" w:sz="4" w:color="D9D9D9"/>
+              <w:bottom w:val="single" w:sz="4" w:color="D9D9D9"/>
+              <w:right w:val="single" w:sz="4" w:color="D9D9D9"/>
+            </w:tcBorders>
+            <w:tcMar>
+              <w:top w:w="75" w:type="dxa"/>
+              <w:left w:w="75" w:type="dxa"/>
+              <w:bottom w:w="75" w:type="dxa"/>
+              <w:right w:w="75" w:type="dxa"/>
+            </w:tcMar>
+          </w:tcPr>
+          <w:p>
+            <w:pPr>
+              <w:spacing w:line="252" w:lineRule="auto" w:after="60" w:before="60"/>
+            </w:pPr>
+            <w:r>
+              <w:rPr>
+                <w:b w:val="0"/>
+                <w:sz w:val="20"/>
+              </w:rPr>
+              <w:t>All source EMC, including local recurrence</w:t>
+            </w:r>
+          </w:p>
+        </w:tc>
+        <w:tc>
+          <w:tcPr>
+            <w:tcW w:type="dxa" w:w="504"/>
+            <w:vAlign w:val="center"/>
+            <w:tcBorders>
+              <w:top w:val="single" w:sz="4" w:color="D9D9D9"/>
+              <w:left w:val="single" w:sz="4" w:color="D9D9D9"/>
+              <w:bottom w:val="single" w:sz="4" w:color="D9D9D9"/>
+              <w:right w:val="single" w:sz="4" w:color="D9D9D9"/>
+            </w:tcBorders>
+            <w:tcMar>
+              <w:top w:w="75" w:type="dxa"/>
+              <w:left w:w="75" w:type="dxa"/>
+              <w:bottom w:w="75" w:type="dxa"/>
+              <w:right w:w="75" w:type="dxa"/>
+            </w:tcMar>
+          </w:tcPr>
+          <w:p>
+            <w:pPr>
+              <w:spacing w:line="252" w:lineRule="auto" w:after="60" w:before="60"/>
+            </w:pPr>
+            <w:r>
+              <w:rPr>
+                <w:b w:val="0"/>
+                <w:sz w:val="20"/>
+              </w:rPr>
+              <w:t>13</w:t>
+            </w:r>
+          </w:p>
+        </w:tc>
+        <w:tc>
+          <w:tcPr>
+            <w:tcW w:type="dxa" w:w="1296"/>
+            <w:vAlign w:val="center"/>
+            <w:tcBorders>
+              <w:top w:val="single" w:sz="4" w:color="D9D9D9"/>
+              <w:left w:val="single" w:sz="4" w:color="D9D9D9"/>
+              <w:bottom w:val="single" w:sz="4" w:color="D9D9D9"/>
+              <w:right w:val="single" w:sz="4" w:color="D9D9D9"/>
+            </w:tcBorders>
+            <w:tcMar>
+              <w:top w:w="75" w:type="dxa"/>
+              <w:left w:w="75" w:type="dxa"/>
+              <w:bottom w:w="75" w:type="dxa"/>
+              <w:right w:w="75" w:type="dxa"/>
+            </w:tcMar>
+          </w:tcPr>
+          <w:p>
+            <w:pPr>
+              <w:spacing w:line="252" w:lineRule="auto" w:after="60" w:before="60"/>
+            </w:pPr>
+            <w:r>
+              <w:rPr>
+                <w:b w:val="0"/>
+                <w:sz w:val="20"/>
+              </w:rPr>
+              <w:t>48.92</w:t>
+            </w:r>
+          </w:p>
+        </w:tc>
+        <w:tc>
+          <w:tcPr>
+            <w:tcW w:type="dxa" w:w="2160"/>
+            <w:vAlign w:val="center"/>
+            <w:tcBorders>
+              <w:top w:val="single" w:sz="4" w:color="D9D9D9"/>
+              <w:left w:val="single" w:sz="4" w:color="D9D9D9"/>
+              <w:bottom w:val="single" w:sz="4" w:color="D9D9D9"/>
+              <w:right w:val="single" w:sz="4" w:color="D9D9D9"/>
+            </w:tcBorders>
+            <w:tcMar>
+              <w:top w:w="75" w:type="dxa"/>
+              <w:left w:w="75" w:type="dxa"/>
+              <w:bottom w:w="75" w:type="dxa"/>
+              <w:right w:w="75" w:type="dxa"/>
+            </w:tcMar>
+          </w:tcPr>
+          <w:p>
+            <w:pPr>
+              <w:spacing w:line="252" w:lineRule="auto" w:after="60" w:before="60"/>
+            </w:pPr>
+            <w:r>
+              <w:rPr>
+                <w:b w:val="0"/>
+                <w:sz w:val="20"/>
+              </w:rPr>
+              <w:t>0.8089646</w:t>
+            </w:r>
+          </w:p>
+        </w:tc>
+        <w:tc>
+          <w:tcPr>
+            <w:tcW w:type="dxa" w:w="2160"/>
+            <w:vAlign w:val="center"/>
+            <w:tcBorders>
+              <w:top w:val="single" w:sz="4" w:color="D9D9D9"/>
+              <w:left w:val="single" w:sz="4" w:color="D9D9D9"/>
+              <w:bottom w:val="single" w:sz="4" w:color="D9D9D9"/>
+              <w:right w:val="single" w:sz="4" w:color="D9D9D9"/>
+            </w:tcBorders>
+            <w:tcMar>
+              <w:top w:w="75" w:type="dxa"/>
+              <w:left w:w="75" w:type="dxa"/>
+              <w:bottom w:w="75" w:type="dxa"/>
+              <w:right w:w="75" w:type="dxa"/>
+            </w:tcMar>
+          </w:tcPr>
+          <w:p>
+            <w:pPr>
+              <w:spacing w:line="252" w:lineRule="auto" w:after="60" w:before="60"/>
+            </w:pPr>
+            <w:r>
+              <w:rPr>
+                <w:b w:val="0"/>
+                <w:sz w:val="20"/>
+              </w:rPr>
+              <w:t>0.7843322</w:t>
+            </w:r>
+          </w:p>
+        </w:tc>
+      </w:tr>
+    </w:tbl>
+    <w:p>
+      <w:pPr>
+        <w:spacing w:after="0"/>
+      </w:pPr>
     </w:p>
     <w:p>
       <w:r>

--- a/research/release-candidates/cspg4-concise-20260922/journal-package/CSPG4-supplement.docx
+++ b/research/release-candidates/cspg4-concise-20260922/journal-package/CSPG4-supplement.docx
@@ -3832,7 +3832,7 @@
         <w:rPr>
           <w:b w:val="0"/>
         </w:rPr>
-        <w:t>The original LGFMS-specific CSPG4 scores are 1.00000 in arrays and 0.96581 in Hofvander. The original separate matched RNA-sequencing value is 0.93333. Positive array scores against MFS, SFT and desmoid are retained with all other panel genes, including unfavorable or reversed contrasts. The separate CHRNA6 control had A=1.000 in the original marginal and matched three-histology composites and against LGFMS in both assays. CHRNA6 was discovered using GSE24369, so its reanalysis there is not independent discovery validation.</w:t>
+        <w:t>The original LGFMS-specific CSPG4 scores are 1.00000 in arrays and 0.96581 in Hofvander. The original separate matched RNA-sequencing value is 0.93333. Positive array scores against MFS, SFT and desmoid are retained with all other panel genes, including unfavorable or reversed contrasts. The separate CHRNA6 control had A=1.000 in the original marginal and matched three-histology composites and against LGFMS in both assays. CHRNA6 was discovered using GSE24369 (Dulken et al.; main-text reference 1), so its reanalysis there is not independent discovery validation.</w:t>
       </w:r>
     </w:p>
     <w:p>
@@ -3840,7 +3840,7 @@
         <w:rPr>
           <w:b w:val="0"/>
         </w:rPr>
-        <w:t>HPA records distinguish normal RNA, IHC and ICC/IF, with reliability warnings and missing records preserved. HPA normalized TPM is not directly divided into tumor TPM to estimate safety. GSE28866 contains four EMC library/STT records whose patient independence is not established; its selected 3SEQ peaks are a different quantity. A normal-colon value exceeds the lowest EMC library value. The PRAME workbook SHA256 is 20b4bd1243be22e4eee2da7470da986091f91cc4959fa416708748ba99187ca7. Sheet 1 rows 128–132 contain five EMC cases, all negative in both reader columns with antibody QR005. Four have recorded molecular support; the fifth lacks a recorded ancillary method. Blank percentage fields were not turned into measurements.</w:t>
+        <w:t>HPA records distinguish normal RNA, IHC and ICC/IF, with reliability warnings and missing records preserved.[S2,S3] HPA normalized TPM is not directly divided into tumor TPM to estimate safety. GSE28866 contains four EMC library/STT records whose patient independence is not established; its selected 3SEQ peaks are a different quantity.[S4] A normal-colon value exceeds the lowest EMC library value. The PRAME workbook SHA256 is 20b4bd1243be22e4eee2da7470da986091f91cc4959fa416708748ba99187ca7. Sheet 1 rows 128–132 contain five EMC cases, all negative in both reader columns with antibody QR005.[S5] Four have recorded molecular support; the fifth lacks a recorded ancillary method. Blank percentage fields were not turned into measurements.</w:t>
       </w:r>
     </w:p>
     <w:p>
@@ -4468,7 +4468,7 @@
                 <w:b w:val="0"/>
                 <w:sz w:val="20"/>
               </w:rPr>
-              <w:t>Chaiboonchoe 2026, PRJNA1357027</w:t>
+              <w:t>Chaiboonchoe 2026, DOI 10.7717/peerj.21497; PRJNA1357027</w:t>
             </w:r>
           </w:p>
         </w:tc>
@@ -4639,7 +4639,7 @@
         <w:rPr>
           <w:b w:val="0"/>
         </w:rPr>
-        <w:t>GSE6481 contains 19 myxoid liposarcomas, not 19 EMC. Selection followed its original diagnosis metadata rather than an inconsistent secondary description. GSE71118 reuses 303 of 312 records from GSE21050 and was not counted as 312 additional independent tumors. The large ORIEN sarcoma collection is a specific request-only lead; no correspondence or controlled-access request was made. These are source-specific availability findings, not a claim that all remaining computational work or all public data are exhausted.</w:t>
+        <w:t>GSE6481 contains 19 myxoid liposarcomas, not 19 EMC. Selection followed its original diagnosis metadata rather than an inconsistent secondary description. GSE71118 reuses 303 of 312 records from GSE21050 and was not counted as 312 additional independent tumors. The ORIEN sarcoma collection (DOI 10.1038/s41467-025-58678-6) is a specific request-only lead; no correspondence or controlled-access request was made. These are source-specific availability findings, not a claim that all remaining computational work or all public data are exhausted.</w:t>
       </w:r>
     </w:p>
     <w:p>
@@ -17864,7 +17864,7 @@
           <w:b w:val="0"/>
           <w:sz w:val="21"/>
         </w:rPr>
-        <w:t>[S1] Renner M, et al. Integrative DNA methylation and gene expression analysis in high-grade soft tissue sarcomas. Genome Biol. 2013;14:R137. https://doi.org/10.1186/gb-2013-14-12-r137.</w:t>
+        <w:t>[S1] Renner M, Wolf T, Meyer H, Hartmann W, Penzel R, Ulrich A, et al. Integrative DNA methylation and gene expression analysis in high-grade soft tissue sarcomas. Genome Biol. 2013;14:R137. https://doi.org/10.1186/gb-2013-14-12-r137.</w:t>
       </w:r>
     </w:p>
     <w:p>
